--- a/Tailored_CVs/Shinoy_ECI_Software_Solutions_AI_Development_Builder.docx
+++ b/Tailored_CVs/Shinoy_ECI_Software_Solutions_AI_Development_Builder.docx
@@ -70,7 +70,7 @@
           <w:b w:val="0"/>
           <w:sz w:val="19"/>
         </w:rPr>
-        <w:t>I am a QA Automation Engineer with over 8 years of experience building scalable test frameworks and CI/CD pipelines using Java, TypeScript, and AWS. I have hands-on experience using tools like Gemini Code Assist to streamline test generation and deployment scripts within development workflows. I bring a practical, hands-on approach to translating technical requirements into reliable software solutions.</w:t>
+        <w:t>I am a QA Automation Engineer with over 8 years of experience building scalable test frameworks and CI/CD pipelines using Java, TypeScript, and AWS. I have hands-on experience using tools like Gemini Code Assist to streamline test generation and deployment scripts within development workflows. I enjoy translating technical and functional needs into working software solutions while collaborating closely with development teams.</w:t>
       </w:r>
     </w:p>
     <w:p>
@@ -288,7 +288,7 @@
           <w:b w:val="0"/>
           <w:sz w:val="18"/>
         </w:rPr>
-        <w:t>▸ Built and maintained scalable test automation frameworks using Java Selenium and TypeScript WDIO to ensure high software quality across financial applications.</w:t>
+        <w:t>▸ Migrated a SeleniumJava framework to Playwright TypeScript for endtoend workflows within a microservices architecture, boosting execution efficiency by 20%.</w:t>
       </w:r>
     </w:p>
     <w:p>
@@ -301,7 +301,7 @@
           <w:b w:val="0"/>
           <w:sz w:val="18"/>
         </w:rPr>
-        <w:t>▸ Integrated automated CI/CD pipelines and provisioned underlying test environments using Terraform and AWS to support continuous delivery.</w:t>
+        <w:t>▸ Implemented CI/CD pipelines and ran scheduled automation regression test builds via Jenkins while provisioning test environments using Terraform and AWS.</w:t>
       </w:r>
     </w:p>
     <w:p>
@@ -314,7 +314,7 @@
           <w:b w:val="0"/>
           <w:sz w:val="18"/>
         </w:rPr>
-        <w:t>▸ Executed complex Oracle SQL queries to validate backend datasets and ensure data integrity across core workflows.</w:t>
+        <w:t>▸ Executed complex Oracle SQL queries to validate massive datasets and ensure strict data integrity across backend credit risk workflows.</w:t>
       </w:r>
     </w:p>
     <w:p>
@@ -327,7 +327,7 @@
           <w:b w:val="0"/>
           <w:sz w:val="18"/>
         </w:rPr>
-        <w:t>▸ Streamlined test generation and deployment scripts by utilizing AI tooling such as Gemini Code Assist to improve delivery efficiency.</w:t>
+        <w:t>▸ Streamlined complex test generation and deployment scripts utilizing AI tools like Gemini Code Assist.</w:t>
       </w:r>
     </w:p>
     <w:p>

--- a/Tailored_CVs/Shinoy_ECI_Software_Solutions_AI_Development_Builder.docx
+++ b/Tailored_CVs/Shinoy_ECI_Software_Solutions_AI_Development_Builder.docx
@@ -70,7 +70,7 @@
           <w:b w:val="0"/>
           <w:sz w:val="19"/>
         </w:rPr>
-        <w:t>I am a QA Automation Engineer with over 8 years of experience building scalable test frameworks and CI/CD pipelines using Java, TypeScript, and AWS. I have hands-on experience using tools like Gemini Code Assist to streamline test generation and deployment scripts within development workflows. I enjoy translating technical and functional needs into working software solutions while collaborating closely with development teams.</w:t>
+        <w:t>I am a QA Automation Engineer with over 8 years of experience building scalable automation frameworks and CI/CD pipelines. My background includes working with Java, TypeScript, and modern testing tools to ensure software quality and reliability. I also have practical experience using tools like Gemini Code Assist to streamline test generation and deployment scripts.</w:t>
       </w:r>
     </w:p>
     <w:p>
@@ -288,7 +288,7 @@
           <w:b w:val="0"/>
           <w:sz w:val="18"/>
         </w:rPr>
-        <w:t>▸ Migrated a SeleniumJava framework to Playwright TypeScript for endtoend workflows within a microservices architecture, boosting execution efficiency by 20%.</w:t>
+        <w:t>▸ Migrated a SeleniumJava framework to Playwright TypeScript for credit limit and rating analysis endtoend workflows, boosting execution efficiency by 20%.</w:t>
       </w:r>
     </w:p>
     <w:p>
@@ -301,7 +301,20 @@
           <w:b w:val="0"/>
           <w:sz w:val="18"/>
         </w:rPr>
-        <w:t>▸ Implemented CI/CD pipelines and ran scheduled automation regression test builds via Jenkins while provisioning test environments using Terraform and AWS.</w:t>
+        <w:t>▸ Implemented CI/CD pipelines and ran scheduled automated regression test builds via Jenkins while provisioning test environments using Terraform and AWS.</w:t>
+      </w:r>
+    </w:p>
+    <w:p>
+      <w:pPr>
+        <w:spacing w:before="0" w:after="20"/>
+      </w:pPr>
+      <w:r>
+        <w:rPr>
+          <w:rFonts w:ascii="Calibri" w:hAnsi="Calibri"/>
+          <w:b w:val="0"/>
+          <w:sz w:val="18"/>
+        </w:rPr>
+        <w:t>▸ Streamlined complex test generation and deployment scripts utilizing AI tools like Gemini Code Assist to support development workflows.</w:t>
       </w:r>
     </w:p>
     <w:p>
@@ -315,19 +328,6 @@
           <w:sz w:val="18"/>
         </w:rPr>
         <w:t>▸ Executed complex Oracle SQL queries to validate massive datasets and ensure strict data integrity across backend credit risk workflows.</w:t>
-      </w:r>
-    </w:p>
-    <w:p>
-      <w:pPr>
-        <w:spacing w:before="0" w:after="20"/>
-      </w:pPr>
-      <w:r>
-        <w:rPr>
-          <w:rFonts w:ascii="Calibri" w:hAnsi="Calibri"/>
-          <w:b w:val="0"/>
-          <w:sz w:val="18"/>
-        </w:rPr>
-        <w:t>▸ Streamlined complex test generation and deployment scripts utilizing AI tools like Gemini Code Assist.</w:t>
       </w:r>
     </w:p>
     <w:p>

--- a/Tailored_CVs/Shinoy_ECI_Software_Solutions_AI_Development_Builder.docx
+++ b/Tailored_CVs/Shinoy_ECI_Software_Solutions_AI_Development_Builder.docx
@@ -70,7 +70,7 @@
           <w:b w:val="0"/>
           <w:sz w:val="19"/>
         </w:rPr>
-        <w:t>I am a QA Automation Engineer with over 8 years of experience building scalable automation frameworks and CI/CD pipelines. My background includes working with Java, TypeScript, and modern testing tools to ensure software quality and reliability. I also have practical experience using tools like Gemini Code Assist to streamline test generation and deployment scripts.</w:t>
+        <w:t>I am a QA automation engineer with over eight years of experience building scalable test frameworks and integrating CI/CD pipelines in financial environments. I bring hands-on experience using Java, TypeScript, and Playwright to modernize software delivery processes. Recently, I have also applied tools like Gemini Code Assist to streamline test generation and support development workflows.</w:t>
       </w:r>
     </w:p>
     <w:p>
@@ -288,7 +288,7 @@
           <w:b w:val="0"/>
           <w:sz w:val="18"/>
         </w:rPr>
-        <w:t>▸ Migrated a SeleniumJava framework to Playwright TypeScript for credit limit and rating analysis endtoend workflows, boosting execution efficiency by 20%.</w:t>
+        <w:t>▸ Migrated legacy testing frameworks to Playwright TypeScript for credit analysis workflows, boosting execution efficiency by 20% while maintaining system reliability.</w:t>
       </w:r>
     </w:p>
     <w:p>
@@ -301,7 +301,7 @@
           <w:b w:val="0"/>
           <w:sz w:val="18"/>
         </w:rPr>
-        <w:t>▸ Implemented CI/CD pipelines and ran scheduled automated regression test builds via Jenkins while provisioning test environments using Terraform and AWS.</w:t>
+        <w:t>▸ Implemented automated CI/CD pipelines and regression test builds via Jenkins, provisioning underlying environments using Terraform and AWS.</w:t>
       </w:r>
     </w:p>
     <w:p>
@@ -314,7 +314,7 @@
           <w:b w:val="0"/>
           <w:sz w:val="18"/>
         </w:rPr>
-        <w:t>▸ Streamlined complex test generation and deployment scripts utilizing AI tools like Gemini Code Assist to support development workflows.</w:t>
+        <w:t>▸ Executed complex Oracle SQL queries to validate backend datasets and ensure data integrity across critical financial risk workflows.</w:t>
       </w:r>
     </w:p>
     <w:p>
@@ -327,7 +327,7 @@
           <w:b w:val="0"/>
           <w:sz w:val="18"/>
         </w:rPr>
-        <w:t>▸ Executed complex Oracle SQL queries to validate massive datasets and ensure strict data integrity across backend credit risk workflows.</w:t>
+        <w:t>▸ Streamlined test generation and deployment scripts utilizing AI tools like Gemini Code Assist to support modern software delivery practices.</w:t>
       </w:r>
     </w:p>
     <w:p>
